--- a/src/Parchment.Tests/Markdown/Renderers/TableRendererTests.TableNestedInBlockQuoteIsIndented.verified.docx
+++ b/src/Parchment.Tests/Markdown/Renderers/TableRendererTests.TableNestedInBlockQuoteIsIndented.verified.docx
@@ -4,7 +4,8 @@
   <w:body>
     <w:tbl>
       <w:tblPr>
-        <w:tblW w:w="5000" w:type="pct"/>
+        <w:tblW w:type="auto"/>
+        <w:tblInd w:w="720" w:type="dxa"/>
         <w:tblBorders>
           <w:top w:val="single" w:sz="4"/>
           <w:bottom w:val="single" w:sz="4"/>
